--- a/assets/files/Nurshazana Binti Malek-Resume.docx
+++ b/assets/files/Nurshazana Binti Malek-Resume.docx
@@ -10,19 +10,17 @@
           <w:rFonts w:ascii="Calibri" w:hAnsi="Calibri" w:cs="Calibri"/>
           <w:b/>
           <w:bCs/>
-          <w:sz w:val="32"/>
-          <w:szCs w:val="32"/>
-          <w:lang w:val="it-IT"/>
-        </w:rPr>
-      </w:pPr>
-      <w:r>
-        <w:rPr>
-          <w:rFonts w:ascii="Calibri" w:hAnsi="Calibri" w:cs="Calibri"/>
-          <w:b/>
-          <w:bCs/>
-          <w:sz w:val="32"/>
-          <w:szCs w:val="32"/>
-          <w:lang w:val="it-IT"/>
+          <w:sz w:val="28"/>
+          <w:szCs w:val="28"/>
+        </w:rPr>
+      </w:pPr>
+      <w:r>
+        <w:rPr>
+          <w:rFonts w:ascii="Calibri" w:hAnsi="Calibri" w:cs="Calibri"/>
+          <w:b/>
+          <w:bCs/>
+          <w:sz w:val="28"/>
+          <w:szCs w:val="28"/>
         </w:rPr>
         <w:t xml:space="preserve">Nurshazana Binti Malek </w:t>
       </w:r>
@@ -31,22 +29,26 @@
           <w:rFonts w:ascii="Calibri" w:hAnsi="Calibri" w:cs="Calibri"/>
           <w:b/>
           <w:bCs/>
-          <w:sz w:val="32"/>
-          <w:szCs w:val="32"/>
-          <w:lang w:val="it-IT"/>
-        </w:rPr>
-        <w:t>| IT Professional</w:t>
+          <w:sz w:val="28"/>
+          <w:szCs w:val="28"/>
+        </w:rPr>
+        <w:t xml:space="preserve">| </w:t>
+      </w:r>
+      <w:r>
+        <w:rPr>
+          <w:rFonts w:ascii="Calibri" w:hAnsi="Calibri" w:cs="Calibri"/>
+          <w:b/>
+          <w:bCs/>
+          <w:sz w:val="28"/>
+          <w:szCs w:val="28"/>
+        </w:rPr>
+        <w:t>Information Systems Graduate | IT Infrastructure • Business Analysis • Application Support</w:t>
       </w:r>
     </w:p>
     <w:p>
       <w:pPr>
         <w:pStyle w:val="NoSpacing"/>
         <w:jc w:val="center"/>
-        <w:rPr>
-          <w:rFonts w:ascii="Calibri" w:hAnsi="Calibri" w:cs="Calibri"/>
-          <w:szCs w:val="24"/>
-          <w:lang w:val="it-IT"/>
-        </w:rPr>
       </w:pPr>
       <w:hyperlink r:id="rId7" w:history="1">
         <w:r>
@@ -54,7 +56,6 @@
             <w:rStyle w:val="Hyperlink"/>
             <w:rFonts w:ascii="Calibri" w:hAnsi="Calibri" w:cs="Calibri"/>
             <w:szCs w:val="24"/>
-            <w:lang w:val="it-IT"/>
           </w:rPr>
           <w:t>(+60)136114103</w:t>
         </w:r>
@@ -63,7 +64,6 @@
         <w:rPr>
           <w:rFonts w:ascii="Calibri" w:hAnsi="Calibri" w:cs="Calibri"/>
           <w:szCs w:val="24"/>
-          <w:lang w:val="it-IT"/>
         </w:rPr>
         <w:t xml:space="preserve"> | </w:t>
       </w:r>
@@ -73,7 +73,6 @@
             <w:rStyle w:val="Hyperlink"/>
             <w:rFonts w:ascii="Calibri" w:hAnsi="Calibri" w:cs="Calibri"/>
             <w:szCs w:val="24"/>
-            <w:lang w:val="it-IT"/>
           </w:rPr>
           <w:t>nurshazanamalek21@gmail.com</w:t>
         </w:r>
@@ -82,7 +81,6 @@
         <w:rPr>
           <w:rFonts w:ascii="Calibri" w:hAnsi="Calibri" w:cs="Calibri"/>
           <w:szCs w:val="24"/>
-          <w:lang w:val="it-IT"/>
         </w:rPr>
         <w:t>|</w:t>
       </w:r>
@@ -93,9 +91,31 @@
             <w:rFonts w:ascii="Calibri" w:hAnsi="Calibri" w:cs="Calibri"/>
             <w:szCs w:val="24"/>
             <w:shd w:val="clear" w:color="auto" w:fill="FFFFFF"/>
-            <w:lang w:val="it-IT"/>
           </w:rPr>
-          <w:t>www.linkedin.com/in/nurshazanamalek</w:t>
+          <w:t>www.linkedin.com/in/</w:t>
+        </w:r>
+        <w:proofErr w:type="spellStart"/>
+        <w:r>
+          <w:rPr>
+            <w:rStyle w:val="Hyperlink"/>
+            <w:rFonts w:ascii="Calibri" w:hAnsi="Calibri" w:cs="Calibri"/>
+            <w:szCs w:val="24"/>
+            <w:shd w:val="clear" w:color="auto" w:fill="FFFFFF"/>
+          </w:rPr>
+          <w:t>nurshazanamalek</w:t>
+        </w:r>
+        <w:proofErr w:type="spellEnd"/>
+      </w:hyperlink>
+      <w:r>
+        <w:t xml:space="preserve"> | </w:t>
+      </w:r>
+      <w:hyperlink r:id="rId10" w:history="1">
+        <w:r>
+          <w:rPr>
+            <w:rStyle w:val="Hyperlink"/>
+            <w:rFonts w:ascii="Calibri" w:hAnsi="Calibri" w:cs="Calibri"/>
+          </w:rPr>
+          <w:t>https://shazana-s-portfolio.vercel.app/</w:t>
         </w:r>
       </w:hyperlink>
     </w:p>
@@ -106,14 +126,12 @@
         <w:rPr>
           <w:rFonts w:ascii="Calibri" w:hAnsi="Calibri" w:cs="Calibri"/>
           <w:szCs w:val="24"/>
-          <w:lang w:val="it-IT"/>
         </w:rPr>
       </w:pPr>
       <w:r>
         <w:rPr>
           <w:rFonts w:ascii="Calibri" w:hAnsi="Calibri" w:cs="Calibri"/>
           <w:szCs w:val="24"/>
-          <w:lang w:val="it-IT"/>
         </w:rPr>
         <w:t>Kuala Lumpur, Malaysia</w:t>
       </w:r>
@@ -121,7 +139,6 @@
         <w:rPr>
           <w:rFonts w:ascii="Calibri" w:hAnsi="Calibri" w:cs="Calibri"/>
           <w:szCs w:val="24"/>
-          <w:lang w:val="it-IT"/>
         </w:rPr>
         <w:t>.</w:t>
       </w:r>
@@ -134,7 +151,6 @@
           <w:b/>
           <w:bCs/>
           <w:szCs w:val="24"/>
-          <w:lang w:val="it-IT"/>
         </w:rPr>
       </w:pPr>
       <w:r>
@@ -230,26 +246,18 @@
     </w:p>
     <w:p>
       <w:pPr>
-        <w:spacing w:after="0" w:line="240" w:lineRule="auto"/>
-        <w:jc w:val="both"/>
-        <w:rPr>
-          <w:rFonts w:ascii="Calibri" w:hAnsi="Calibri" w:cs="Calibri"/>
-          <w:sz w:val="22"/>
-        </w:rPr>
-      </w:pPr>
-      <w:r>
-        <w:rPr>
-          <w:rFonts w:ascii="Calibri" w:hAnsi="Calibri" w:cs="Calibri"/>
-          <w:sz w:val="22"/>
-        </w:rPr>
-        <w:t xml:space="preserve">CompTIA Network+ and Cloud+ certified Information Systems Engineering graduate with hands-on experience in IT support, network troubleshooting, infrastructure support, and business applications. </w:t>
-      </w:r>
-      <w:r>
-        <w:rPr>
-          <w:rFonts w:ascii="Calibri" w:hAnsi="Calibri" w:cs="Calibri"/>
-          <w:sz w:val="22"/>
-        </w:rPr>
-        <w:t>Committed to delivering reliable technical support, collaborating with stakeholders, and improving business process through practical technology solutions. Recognized for strong communication, analytical thinking, and the ability to quickly adapt to new technologies.</w:t>
+        <w:spacing w:after="0"/>
+        <w:rPr>
+          <w:rFonts w:ascii="Calibri" w:hAnsi="Calibri" w:cs="Calibri"/>
+          <w:sz w:val="22"/>
+        </w:rPr>
+      </w:pPr>
+      <w:r>
+        <w:rPr>
+          <w:rFonts w:ascii="Calibri" w:hAnsi="Calibri" w:cs="Calibri"/>
+          <w:sz w:val="22"/>
+        </w:rPr>
+        <w:t>CompTIA Network+ and Cloud+ certified Information Systems Engineering graduate with hands-on experience in IT infrastructure, network troubleshooting, application support, and business analysis. Experienced in supporting technical environments, gathering business requirements, and translating user needs into practical technology solutions. Strong analytical and communication skills with the ability to work across both technical and business functions and quickly adapt to new technologies.</w:t>
       </w:r>
     </w:p>
     <w:p>
@@ -819,7 +827,7 @@
         </w:rPr>
         <w:t xml:space="preserve"> </w:t>
       </w:r>
-      <w:hyperlink r:id="rId10" w:history="1">
+      <w:hyperlink r:id="rId11" w:history="1">
         <w:r>
           <w:rPr>
             <w:rStyle w:val="Hyperlink"/>
@@ -836,7 +844,7 @@
         </w:rPr>
         <w:t xml:space="preserve"> | </w:t>
       </w:r>
-      <w:hyperlink r:id="rId11" w:history="1">
+      <w:hyperlink r:id="rId12" w:history="1">
         <w:r>
           <w:rPr>
             <w:rStyle w:val="Hyperlink"/>
@@ -934,9 +942,11 @@
     <w:p>
       <w:pPr>
         <w:spacing w:after="0"/>
-        <w:rPr>
-          <w:rFonts w:ascii="Calibri" w:hAnsi="Calibri" w:cs="Calibri"/>
-          <w:sz w:val="22"/>
+        <w:ind w:firstLine="720"/>
+        <w:rPr>
+          <w:rFonts w:ascii="Calibri" w:hAnsi="Calibri" w:cs="Calibri"/>
+          <w:sz w:val="12"/>
+          <w:szCs w:val="12"/>
         </w:rPr>
       </w:pPr>
     </w:p>
@@ -1274,9 +1284,8 @@
         <w:spacing w:after="0" w:line="240" w:lineRule="auto"/>
         <w:rPr>
           <w:rFonts w:ascii="Calibri" w:hAnsi="Calibri" w:cs="Calibri"/>
-          <w:b/>
-          <w:bCs/>
-          <w:sz w:val="22"/>
+          <w:sz w:val="12"/>
+          <w:szCs w:val="12"/>
         </w:rPr>
       </w:pPr>
     </w:p>
@@ -1383,7 +1392,7 @@
           <w:rFonts w:ascii="Calibri" w:hAnsi="Calibri" w:cs="Calibri"/>
           <w:sz w:val="22"/>
         </w:rPr>
-        <w:t>Acted as the primary liaison between cross-functional project teams and key stakeholders to analyze, validate, and prioritize complex business requirements against strict project timelines.</w:t>
+        <w:t>Acted as the primary liaison between cross-functional project teams and key stakeholders to analyze, validate, and prioritize complex business requirements against strict timelines.</w:t>
       </w:r>
     </w:p>
     <w:p>
@@ -1609,7 +1618,6 @@
           <w:bCs/>
           <w:sz w:val="8"/>
           <w:szCs w:val="8"/>
-          <w:lang w:val="sv-SE"/>
         </w:rPr>
       </w:pPr>
       <w:r>
@@ -1687,7 +1695,6 @@
           <w:b/>
           <w:bCs/>
           <w:szCs w:val="24"/>
-          <w:lang w:val="sv-SE"/>
         </w:rPr>
         <w:tab/>
       </w:r>
@@ -1697,7 +1704,6 @@
           <w:b/>
           <w:bCs/>
           <w:szCs w:val="24"/>
-          <w:lang w:val="sv-SE"/>
         </w:rPr>
         <w:tab/>
       </w:r>
@@ -1707,7 +1713,6 @@
           <w:b/>
           <w:bCs/>
           <w:szCs w:val="24"/>
-          <w:lang w:val="sv-SE"/>
         </w:rPr>
         <w:tab/>
       </w:r>
@@ -1871,21 +1876,7 @@
           <w:rFonts w:ascii="Calibri" w:hAnsi="Calibri" w:cs="Calibri"/>
           <w:sz w:val="22"/>
         </w:rPr>
-        <w:t xml:space="preserve">Integrated a locally hosted LLM with RAG to </w:t>
-      </w:r>
-      <w:r>
-        <w:rPr>
-          <w:rFonts w:ascii="Calibri" w:hAnsi="Calibri" w:cs="Calibri"/>
-          <w:sz w:val="22"/>
-        </w:rPr>
-        <w:t>analyze</w:t>
-      </w:r>
-      <w:r>
-        <w:rPr>
-          <w:rFonts w:ascii="Calibri" w:hAnsi="Calibri" w:cs="Calibri"/>
-          <w:sz w:val="22"/>
-        </w:rPr>
-        <w:t xml:space="preserve"> incident symptoms, logs, telemetry, runbooks, and historical incident data.</w:t>
+        <w:t>Integrated a locally hosted LLM with RAG to analyze incident symptoms, logs, telemetry, runbooks, and historical incident data.</w:t>
       </w:r>
     </w:p>
     <w:p>
@@ -2055,7 +2046,21 @@
           <w:rFonts w:ascii="Calibri" w:hAnsi="Calibri" w:cs="Calibri"/>
           <w:sz w:val="22"/>
         </w:rPr>
-        <w:t>Developed a responsive booking and availability management system for a two-room beachfront chalet.</w:t>
+        <w:t xml:space="preserve">Developed a responsive </w:t>
+      </w:r>
+      <w:r>
+        <w:rPr>
+          <w:rFonts w:ascii="Calibri" w:hAnsi="Calibri" w:cs="Calibri"/>
+          <w:sz w:val="22"/>
+        </w:rPr>
+        <w:t xml:space="preserve">and role-based functionality </w:t>
+      </w:r>
+      <w:r>
+        <w:rPr>
+          <w:rFonts w:ascii="Calibri" w:hAnsi="Calibri" w:cs="Calibri"/>
+          <w:sz w:val="22"/>
+        </w:rPr>
+        <w:t>booking and availability management system for a two-room beachfront chalet.</w:t>
       </w:r>
     </w:p>
     <w:p>
@@ -2098,27 +2103,6 @@
           <w:sz w:val="22"/>
         </w:rPr>
         <w:t>Integrated WhatsApp enquiries to simplify communication between guests and the property owner.</w:t>
-      </w:r>
-    </w:p>
-    <w:p>
-      <w:pPr>
-        <w:pStyle w:val="ListParagraph"/>
-        <w:numPr>
-          <w:ilvl w:val="0"/>
-          <w:numId w:val="2"/>
-        </w:numPr>
-        <w:spacing w:after="0" w:line="240" w:lineRule="auto"/>
-        <w:rPr>
-          <w:rFonts w:ascii="Calibri" w:hAnsi="Calibri" w:cs="Calibri"/>
-          <w:sz w:val="22"/>
-        </w:rPr>
-      </w:pPr>
-      <w:r>
-        <w:rPr>
-          <w:rFonts w:ascii="Calibri" w:hAnsi="Calibri" w:cs="Calibri"/>
-          <w:sz w:val="22"/>
-        </w:rPr>
-        <w:t>Designed role-based functionality to prevent guests from modifying availability records.</w:t>
       </w:r>
     </w:p>
     <w:p>
@@ -2828,7 +2812,7 @@
       </w:r>
     </w:p>
     <w:sectPr>
-      <w:headerReference w:type="default" r:id="rId12"/>
+      <w:headerReference w:type="default" r:id="rId13"/>
       <w:pgSz w:w="11906" w:h="16838" w:code="9"/>
       <w:pgMar w:top="1440" w:right="1440" w:bottom="1440" w:left="1440" w:header="720" w:footer="720" w:gutter="0"/>
       <w:cols w:space="720"/>
